--- a/IT24102441_Assignment_IE3090.docx
+++ b/IT24102441_Assignment_IE3090.docx
@@ -339,15 +339,7 @@
         <w:jc w:val="both"/>
       </w:pPr>
       <w:r>
-        <w:t xml:space="preserve">Registration </w:t>
-      </w:r>
-      <w:proofErr w:type="gramStart"/>
-      <w:r>
-        <w:t>Number :</w:t>
-      </w:r>
-      <w:proofErr w:type="gramEnd"/>
-      <w:r>
-        <w:t xml:space="preserve"> IT24102</w:t>
+        <w:t>Registration Number : IT24102</w:t>
       </w:r>
       <w:r>
         <w:t>441</w:t>
@@ -358,24 +350,12 @@
         <w:spacing w:after="120" w:line="360" w:lineRule="auto"/>
         <w:jc w:val="both"/>
       </w:pPr>
-      <w:proofErr w:type="gramStart"/>
-      <w:r>
-        <w:t>Name :</w:t>
-      </w:r>
-      <w:proofErr w:type="gramEnd"/>
-      <w:r>
-        <w:t xml:space="preserve"> </w:t>
-      </w:r>
-      <w:proofErr w:type="spellStart"/>
-      <w:r>
-        <w:t>G.</w:t>
-      </w:r>
-      <w:proofErr w:type="gramStart"/>
-      <w:r>
-        <w:t>L.Bogahawatte</w:t>
-      </w:r>
-      <w:proofErr w:type="spellEnd"/>
-      <w:proofErr w:type="gramEnd"/>
+      <w:r>
+        <w:t xml:space="preserve">Name : </w:t>
+      </w:r>
+      <w:r>
+        <w:t>G.L.Bogahawatte</w:t>
+      </w:r>
     </w:p>
     <w:sdt>
       <w:sdtPr>
@@ -385,7 +365,6 @@
           <w:docPartUnique/>
         </w:docPartObj>
       </w:sdtPr>
-      <w:sdtEndPr/>
       <w:sdtContent>
         <w:p>
           <w:r>
@@ -433,10 +412,10 @@
         <w:jc w:val="both"/>
       </w:pPr>
       <w:r>
-        <w:t>All values below are derived from my registration number (IT241025</w:t>
-      </w:r>
-      <w:r>
-        <w:t>50</w:t>
+        <w:t>All values below are derived from my registration number (IT24102</w:t>
+      </w:r>
+      <w:r>
+        <w:t>441</w:t>
       </w:r>
       <w:r>
         <w:t>) using the formulas in Section 2.4 of the assignment brief.</w:t>
@@ -1114,30 +1093,12 @@
             </w:tcMar>
           </w:tcPr>
           <w:p>
-            <w:proofErr w:type="gramStart"/>
-            <w:r>
-              <w:rPr>
-                <w:sz w:val="21"/>
-                <w:szCs w:val="21"/>
-              </w:rPr>
-              <w:t>./</w:t>
-            </w:r>
-            <w:proofErr w:type="spellStart"/>
-            <w:proofErr w:type="gramEnd"/>
-            <w:r>
-              <w:rPr>
-                <w:sz w:val="21"/>
-                <w:szCs w:val="21"/>
-              </w:rPr>
-              <w:t>agentfiles</w:t>
-            </w:r>
-            <w:proofErr w:type="spellEnd"/>
-            <w:r>
-              <w:rPr>
-                <w:sz w:val="21"/>
-                <w:szCs w:val="21"/>
-              </w:rPr>
-              <w:t>/IT24102</w:t>
+            <w:r>
+              <w:rPr>
+                <w:sz w:val="21"/>
+                <w:szCs w:val="21"/>
+              </w:rPr>
+              <w:t>./agentfiles/IT24102</w:t>
             </w:r>
             <w:r>
               <w:rPr>
@@ -1590,9 +1551,8 @@
           <w:sz w:val="20"/>
           <w:szCs w:val="20"/>
         </w:rPr>
-        <w:t xml:space="preserve"> </w:t>
-      </w:r>
-      <w:proofErr w:type="gramStart"/>
+        <w:t xml:space="preserve"> 1</w:t>
+      </w:r>
       <w:r>
         <w:rPr>
           <w:i/>
@@ -1600,53 +1560,7 @@
           <w:sz w:val="20"/>
           <w:szCs w:val="20"/>
         </w:rPr>
-        <w:t>1</w:t>
-      </w:r>
-      <w:r>
-        <w:rPr>
-          <w:i/>
-          <w:iCs/>
-          <w:sz w:val="20"/>
-          <w:szCs w:val="20"/>
-        </w:rPr>
-        <w:t xml:space="preserve"> :</w:t>
-      </w:r>
-      <w:proofErr w:type="gramEnd"/>
-      <w:r>
-        <w:rPr>
-          <w:i/>
-          <w:iCs/>
-          <w:sz w:val="20"/>
-          <w:szCs w:val="20"/>
-        </w:rPr>
-        <w:t xml:space="preserve"> </w:t>
-      </w:r>
-      <w:r>
-        <w:rPr>
-          <w:i/>
-          <w:iCs/>
-          <w:sz w:val="20"/>
-          <w:szCs w:val="20"/>
-        </w:rPr>
-        <w:t xml:space="preserve">Project Directory Structure and </w:t>
-      </w:r>
-      <w:r>
-        <w:rPr>
-          <w:i/>
-          <w:iCs/>
-          <w:sz w:val="20"/>
-          <w:szCs w:val="20"/>
-        </w:rPr>
-        <w:t>Personalized</w:t>
-      </w:r>
-      <w:r>
-        <w:rPr>
-          <w:i/>
-          <w:iCs/>
-          <w:sz w:val="20"/>
-          <w:szCs w:val="20"/>
-        </w:rPr>
-        <w:t xml:space="preserve"> File Naming Validation</w:t>
+        <w:t xml:space="preserve"> : Project Directory Structure and Personalized File Naming Validation</w:t>
       </w:r>
     </w:p>
     <w:p>
@@ -1861,31 +1775,10 @@
         <w:t>1024</w:t>
       </w:r>
       <w:r>
-        <w:t xml:space="preserve"> bytes) as its standard buffer size to manage individual client connections. The system receives data through </w:t>
-      </w:r>
-      <w:proofErr w:type="gramStart"/>
-      <w:r>
-        <w:t>recv(</w:t>
-      </w:r>
-      <w:proofErr w:type="gramEnd"/>
-      <w:r>
-        <w:t xml:space="preserve">) </w:t>
-      </w:r>
-      <w:r>
-        <w:t xml:space="preserve">and processes incoming text commands by evaluating the buffer content. During a PUT operation, the Agent parses the exact file size from the protocol header, switches from standard text evaluation to a binary streaming mode, and loops </w:t>
-      </w:r>
-      <w:proofErr w:type="spellStart"/>
-      <w:proofErr w:type="gramStart"/>
-      <w:r>
-        <w:t>recv</w:t>
-      </w:r>
-      <w:proofErr w:type="spellEnd"/>
-      <w:r>
-        <w:t>(</w:t>
-      </w:r>
-      <w:proofErr w:type="gramEnd"/>
-      <w:r>
-        <w:t>) until the exact number of bytes is written to disk before returning to the standard command loop.</w:t>
+        <w:t xml:space="preserve"> bytes) as its standard buffer size to manage individual client connections. The system receives data through recv() </w:t>
+      </w:r>
+      <w:r>
+        <w:t>and processes incoming text commands by evaluating the buffer content. During a PUT operation, the Agent parses the exact file size from the protocol header, switches from standard text evaluation to a binary streaming mode, and loops recv() until the exact number of bytes is written to disk before returning to the standard command loop.</w:t>
       </w:r>
     </w:p>
     <w:p>
@@ -1903,39 +1796,7 @@
         <w:jc w:val="both"/>
       </w:pPr>
       <w:r>
-        <w:t>The MONITOR START command triggers the Agent to spawn a detached monitoring thread. This thread opens a SOCK_DGRAM UDP socket and streams system statistics (e.g., SYSINFO &lt;</w:t>
-      </w:r>
-      <w:proofErr w:type="spellStart"/>
-      <w:r>
-        <w:t>cpu_load</w:t>
-      </w:r>
-      <w:proofErr w:type="spellEnd"/>
-      <w:r>
-        <w:t>&gt; &lt;</w:t>
-      </w:r>
-      <w:proofErr w:type="spellStart"/>
-      <w:r>
-        <w:t>mem_used</w:t>
-      </w:r>
-      <w:proofErr w:type="spellEnd"/>
-      <w:r>
-        <w:t xml:space="preserve">&gt; &lt;uptime&gt; SID:1442) to the Controller every 5 seconds using a </w:t>
-      </w:r>
-      <w:proofErr w:type="gramStart"/>
-      <w:r>
-        <w:t>sleep(</w:t>
-      </w:r>
-      <w:proofErr w:type="gramEnd"/>
-      <w:r>
-        <w:t xml:space="preserve">5) interval. The commands MONITOR STOP, QUIT, or an ungraceful client disconnect will safely flip the active state flag, </w:t>
-      </w:r>
-      <w:proofErr w:type="gramStart"/>
-      <w:r>
-        <w:t>stopping</w:t>
-      </w:r>
-      <w:proofErr w:type="gramEnd"/>
-      <w:r>
-        <w:t xml:space="preserve"> the UDP stream and closing the socket for that specific session without crashing the main Agent process.</w:t>
+        <w:t>The MONITOR START command triggers the Agent to spawn a detached monitoring thread. This thread opens a SOCK_DGRAM UDP socket and streams system statistics (e.g., SYSINFO &lt;cpu_load&gt; &lt;mem_used&gt; &lt;uptime&gt; SID:1442) to the Controller every 5 seconds using a sleep(5) interval. The commands MONITOR STOP, QUIT, or an ungraceful client disconnect will safely flip the active state flag, stopping the UDP stream and closing the socket for that specific session without crashing the main Agent process.</w:t>
       </w:r>
     </w:p>
     <w:p>
@@ -2299,23 +2160,7 @@
                 <w:sz w:val="21"/>
                 <w:szCs w:val="21"/>
               </w:rPr>
-              <w:t>OK SYSINFO &lt;</w:t>
-            </w:r>
-            <w:proofErr w:type="spellStart"/>
-            <w:r>
-              <w:rPr>
-                <w:sz w:val="21"/>
-                <w:szCs w:val="21"/>
-              </w:rPr>
-              <w:t>cpu</w:t>
-            </w:r>
-            <w:proofErr w:type="spellEnd"/>
-            <w:r>
-              <w:rPr>
-                <w:sz w:val="21"/>
-                <w:szCs w:val="21"/>
-              </w:rPr>
-              <w:t>&gt; &lt;mem&gt; &lt;uptime&gt; SID:</w:t>
+              <w:t>OK SYSINFO &lt;cpu&gt; &lt;mem&gt; &lt;uptime&gt; SID:</w:t>
             </w:r>
             <w:r>
               <w:rPr>
@@ -3438,9 +3283,8 @@
           <w:sz w:val="20"/>
           <w:szCs w:val="20"/>
         </w:rPr>
-        <w:t xml:space="preserve"> </w:t>
-      </w:r>
-      <w:proofErr w:type="gramStart"/>
+        <w:t xml:space="preserve"> 2</w:t>
+      </w:r>
       <w:r>
         <w:rPr>
           <w:i/>
@@ -3448,26 +3292,7 @@
           <w:sz w:val="20"/>
           <w:szCs w:val="20"/>
         </w:rPr>
-        <w:t>2</w:t>
-      </w:r>
-      <w:r>
-        <w:rPr>
-          <w:i/>
-          <w:iCs/>
-          <w:sz w:val="20"/>
-          <w:szCs w:val="20"/>
-        </w:rPr>
-        <w:t xml:space="preserve"> :</w:t>
-      </w:r>
-      <w:proofErr w:type="gramEnd"/>
-      <w:r>
-        <w:rPr>
-          <w:i/>
-          <w:iCs/>
-          <w:sz w:val="20"/>
-          <w:szCs w:val="20"/>
-        </w:rPr>
-        <w:t xml:space="preserve"> </w:t>
+        <w:t xml:space="preserve"> : </w:t>
       </w:r>
       <w:r>
         <w:rPr>
@@ -3638,9 +3463,8 @@
           <w:sz w:val="20"/>
           <w:szCs w:val="20"/>
         </w:rPr>
-        <w:t xml:space="preserve"> </w:t>
-      </w:r>
-      <w:proofErr w:type="gramStart"/>
+        <w:t xml:space="preserve"> 3</w:t>
+      </w:r>
       <w:r>
         <w:rPr>
           <w:i/>
@@ -3648,7 +3472,7 @@
           <w:sz w:val="20"/>
           <w:szCs w:val="20"/>
         </w:rPr>
-        <w:t>3</w:t>
+        <w:t xml:space="preserve"> : </w:t>
       </w:r>
       <w:r>
         <w:rPr>
@@ -3657,44 +3481,7 @@
           <w:sz w:val="20"/>
           <w:szCs w:val="20"/>
         </w:rPr>
-        <w:t xml:space="preserve"> :</w:t>
-      </w:r>
-      <w:proofErr w:type="gramEnd"/>
-      <w:r>
-        <w:rPr>
-          <w:i/>
-          <w:iCs/>
-          <w:sz w:val="20"/>
-          <w:szCs w:val="20"/>
-        </w:rPr>
-        <w:t xml:space="preserve"> </w:t>
-      </w:r>
-      <w:r>
-        <w:rPr>
-          <w:i/>
-          <w:iCs/>
-          <w:sz w:val="20"/>
-          <w:szCs w:val="20"/>
-        </w:rPr>
-        <w:t xml:space="preserve">User authentication with </w:t>
-      </w:r>
-      <w:r>
-        <w:rPr>
-          <w:i/>
-          <w:iCs/>
-          <w:sz w:val="20"/>
-          <w:szCs w:val="20"/>
-        </w:rPr>
-        <w:t>invalid</w:t>
-      </w:r>
-      <w:r>
-        <w:rPr>
-          <w:i/>
-          <w:iCs/>
-          <w:sz w:val="20"/>
-          <w:szCs w:val="20"/>
-        </w:rPr>
-        <w:t xml:space="preserve"> credentials </w:t>
+        <w:t xml:space="preserve">User authentication with invalid credentials </w:t>
       </w:r>
     </w:p>
     <w:p>
@@ -3829,9 +3616,8 @@
           <w:sz w:val="20"/>
           <w:szCs w:val="20"/>
         </w:rPr>
-        <w:t xml:space="preserve"> </w:t>
-      </w:r>
-      <w:proofErr w:type="gramStart"/>
+        <w:t xml:space="preserve"> 4</w:t>
+      </w:r>
       <w:r>
         <w:rPr>
           <w:i/>
@@ -3839,26 +3625,7 @@
           <w:sz w:val="20"/>
           <w:szCs w:val="20"/>
         </w:rPr>
-        <w:t>4</w:t>
-      </w:r>
-      <w:r>
-        <w:rPr>
-          <w:i/>
-          <w:iCs/>
-          <w:sz w:val="20"/>
-          <w:szCs w:val="20"/>
-        </w:rPr>
-        <w:t xml:space="preserve"> :</w:t>
-      </w:r>
-      <w:proofErr w:type="gramEnd"/>
-      <w:r>
-        <w:rPr>
-          <w:i/>
-          <w:iCs/>
-          <w:sz w:val="20"/>
-          <w:szCs w:val="20"/>
-        </w:rPr>
-        <w:t xml:space="preserve"> </w:t>
+        <w:t xml:space="preserve"> : </w:t>
       </w:r>
       <w:r>
         <w:rPr>
@@ -4000,7 +3767,6 @@
         </w:rPr>
         <w:t xml:space="preserve"> </w:t>
       </w:r>
-      <w:proofErr w:type="gramStart"/>
       <w:r>
         <w:rPr>
           <w:i/>
@@ -4017,17 +3783,7 @@
           <w:sz w:val="20"/>
           <w:szCs w:val="20"/>
         </w:rPr>
-        <w:t xml:space="preserve"> :</w:t>
-      </w:r>
-      <w:proofErr w:type="gramEnd"/>
-      <w:r>
-        <w:rPr>
-          <w:i/>
-          <w:iCs/>
-          <w:sz w:val="20"/>
-          <w:szCs w:val="20"/>
-        </w:rPr>
-        <w:t xml:space="preserve"> </w:t>
+        <w:t xml:space="preserve"> : </w:t>
       </w:r>
       <w:r>
         <w:rPr>
@@ -4165,7 +3921,6 @@
         </w:rPr>
         <w:t xml:space="preserve"> </w:t>
       </w:r>
-      <w:proofErr w:type="gramStart"/>
       <w:r>
         <w:rPr>
           <w:i/>
@@ -4182,17 +3937,7 @@
           <w:sz w:val="20"/>
           <w:szCs w:val="20"/>
         </w:rPr>
-        <w:t xml:space="preserve"> :</w:t>
-      </w:r>
-      <w:proofErr w:type="gramEnd"/>
-      <w:r>
-        <w:rPr>
-          <w:i/>
-          <w:iCs/>
-          <w:sz w:val="20"/>
-          <w:szCs w:val="20"/>
-        </w:rPr>
-        <w:t xml:space="preserve"> </w:t>
+        <w:t xml:space="preserve"> : </w:t>
       </w:r>
       <w:r>
         <w:rPr>
@@ -4331,9 +4076,8 @@
           <w:sz w:val="20"/>
           <w:szCs w:val="20"/>
         </w:rPr>
-        <w:t xml:space="preserve"> </w:t>
-      </w:r>
-      <w:proofErr w:type="gramStart"/>
+        <w:t xml:space="preserve"> 7</w:t>
+      </w:r>
       <w:r>
         <w:rPr>
           <w:i/>
@@ -4341,26 +4085,7 @@
           <w:sz w:val="20"/>
           <w:szCs w:val="20"/>
         </w:rPr>
-        <w:t>7</w:t>
-      </w:r>
-      <w:r>
-        <w:rPr>
-          <w:i/>
-          <w:iCs/>
-          <w:sz w:val="20"/>
-          <w:szCs w:val="20"/>
-        </w:rPr>
-        <w:t xml:space="preserve"> :</w:t>
-      </w:r>
-      <w:proofErr w:type="gramEnd"/>
-      <w:r>
-        <w:rPr>
-          <w:i/>
-          <w:iCs/>
-          <w:sz w:val="20"/>
-          <w:szCs w:val="20"/>
-        </w:rPr>
-        <w:t xml:space="preserve"> </w:t>
+        <w:t xml:space="preserve"> : </w:t>
       </w:r>
       <w:r>
         <w:rPr>
@@ -4516,7 +4241,6 @@
         </w:rPr>
         <w:t xml:space="preserve"> </w:t>
       </w:r>
-      <w:proofErr w:type="gramStart"/>
       <w:r>
         <w:rPr>
           <w:i/>
@@ -4533,9 +4257,8 @@
           <w:sz w:val="20"/>
           <w:szCs w:val="20"/>
         </w:rPr>
-        <w:t xml:space="preserve"> :</w:t>
-      </w:r>
-      <w:proofErr w:type="gramEnd"/>
+        <w:t xml:space="preserve"> : </w:t>
+      </w:r>
       <w:r>
         <w:rPr>
           <w:i/>
@@ -4543,15 +4266,6 @@
           <w:sz w:val="20"/>
           <w:szCs w:val="20"/>
         </w:rPr>
-        <w:t xml:space="preserve"> </w:t>
-      </w:r>
-      <w:r>
-        <w:rPr>
-          <w:i/>
-          <w:iCs/>
-          <w:sz w:val="20"/>
-          <w:szCs w:val="20"/>
-        </w:rPr>
         <w:t>Successful Execution and Response for GET File Download</w:t>
       </w:r>
     </w:p>
@@ -4595,13 +4309,7 @@
         <w:rPr>
           <w:szCs w:val="24"/>
         </w:rPr>
-        <w:t>MONITOR START</w:t>
-      </w:r>
-      <w:r>
-        <w:rPr>
-          <w:szCs w:val="24"/>
-        </w:rPr>
-        <w:t xml:space="preserve"> </w:t>
+        <w:t xml:space="preserve">MONITOR START </w:t>
       </w:r>
     </w:p>
     <w:p>
@@ -4745,9 +4453,8 @@
           <w:sz w:val="20"/>
           <w:szCs w:val="20"/>
         </w:rPr>
-        <w:t xml:space="preserve"> </w:t>
-      </w:r>
-      <w:proofErr w:type="gramStart"/>
+        <w:t xml:space="preserve"> 9</w:t>
+      </w:r>
       <w:r>
         <w:rPr>
           <w:i/>
@@ -4755,7 +4462,7 @@
           <w:sz w:val="20"/>
           <w:szCs w:val="20"/>
         </w:rPr>
-        <w:t>9</w:t>
+        <w:t xml:space="preserve"> : </w:t>
       </w:r>
       <w:r>
         <w:rPr>
@@ -4764,25 +4471,6 @@
           <w:sz w:val="20"/>
           <w:szCs w:val="20"/>
         </w:rPr>
-        <w:t xml:space="preserve"> :</w:t>
-      </w:r>
-      <w:proofErr w:type="gramEnd"/>
-      <w:r>
-        <w:rPr>
-          <w:i/>
-          <w:iCs/>
-          <w:sz w:val="20"/>
-          <w:szCs w:val="20"/>
-        </w:rPr>
-        <w:t xml:space="preserve"> </w:t>
-      </w:r>
-      <w:r>
-        <w:rPr>
-          <w:i/>
-          <w:iCs/>
-          <w:sz w:val="20"/>
-          <w:szCs w:val="20"/>
-        </w:rPr>
         <w:t>Successful Reception of Formatted System Statistics via UDP Protocol</w:t>
       </w:r>
     </w:p>
@@ -4818,7 +4506,6 @@
         </w:rPr>
         <w:t xml:space="preserve">. </w:t>
       </w:r>
-      <w:proofErr w:type="gramStart"/>
       <w:r>
         <w:rPr>
           <w:rFonts w:cs="Times New Roman"/>
@@ -4831,15 +4518,7 @@
           <w:rFonts w:cs="Times New Roman"/>
           <w:szCs w:val="20"/>
         </w:rPr>
-        <w:t xml:space="preserve"> MONITOR</w:t>
-      </w:r>
-      <w:proofErr w:type="gramEnd"/>
-      <w:r>
-        <w:rPr>
-          <w:rFonts w:cs="Times New Roman"/>
-          <w:szCs w:val="20"/>
-        </w:rPr>
-        <w:t xml:space="preserve"> STOP </w:t>
+        <w:t xml:space="preserve"> MONITOR STOP </w:t>
       </w:r>
     </w:p>
     <w:p>
@@ -4932,9 +4611,8 @@
           <w:sz w:val="20"/>
           <w:szCs w:val="20"/>
         </w:rPr>
-        <w:t xml:space="preserve"> </w:t>
-      </w:r>
-      <w:proofErr w:type="gramStart"/>
+        <w:t xml:space="preserve"> 10</w:t>
+      </w:r>
       <w:r>
         <w:rPr>
           <w:i/>
@@ -4942,26 +4620,7 @@
           <w:sz w:val="20"/>
           <w:szCs w:val="20"/>
         </w:rPr>
-        <w:t>10</w:t>
-      </w:r>
-      <w:r>
-        <w:rPr>
-          <w:i/>
-          <w:iCs/>
-          <w:sz w:val="20"/>
-          <w:szCs w:val="20"/>
-        </w:rPr>
-        <w:t xml:space="preserve"> :</w:t>
-      </w:r>
-      <w:proofErr w:type="gramEnd"/>
-      <w:r>
-        <w:rPr>
-          <w:i/>
-          <w:iCs/>
-          <w:sz w:val="20"/>
-          <w:szCs w:val="20"/>
-        </w:rPr>
-        <w:t xml:space="preserve"> </w:t>
+        <w:t xml:space="preserve"> : </w:t>
       </w:r>
       <w:r>
         <w:rPr>
@@ -5086,9 +4745,8 @@
           <w:sz w:val="20"/>
           <w:szCs w:val="20"/>
         </w:rPr>
-        <w:t xml:space="preserve"> </w:t>
-      </w:r>
-      <w:proofErr w:type="gramStart"/>
+        <w:t xml:space="preserve"> 1</w:t>
+      </w:r>
       <w:r>
         <w:rPr>
           <w:i/>
@@ -5105,26 +4763,7 @@
           <w:sz w:val="20"/>
           <w:szCs w:val="20"/>
         </w:rPr>
-        <w:t>1</w:t>
-      </w:r>
-      <w:r>
-        <w:rPr>
-          <w:i/>
-          <w:iCs/>
-          <w:sz w:val="20"/>
-          <w:szCs w:val="20"/>
-        </w:rPr>
-        <w:t xml:space="preserve"> :</w:t>
-      </w:r>
-      <w:proofErr w:type="gramEnd"/>
-      <w:r>
-        <w:rPr>
-          <w:i/>
-          <w:iCs/>
-          <w:sz w:val="20"/>
-          <w:szCs w:val="20"/>
-        </w:rPr>
-        <w:t xml:space="preserve"> </w:t>
+        <w:t xml:space="preserve"> : </w:t>
       </w:r>
       <w:r>
         <w:rPr>
@@ -5157,17 +4796,8 @@
           <w:b/>
           <w:bCs/>
         </w:rPr>
-        <w:t xml:space="preserve">4. </w:t>
-      </w:r>
-      <w:proofErr w:type="gramStart"/>
-      <w:r>
-        <w:rPr>
-          <w:b/>
-          <w:bCs/>
-        </w:rPr>
-        <w:t>Personalisation Proof</w:t>
-      </w:r>
-      <w:proofErr w:type="gramEnd"/>
+        <w:t>4. Personalisation Proof</w:t>
+      </w:r>
     </w:p>
     <w:p>
       <w:pPr>
@@ -5259,9 +4889,8 @@
           <w:sz w:val="20"/>
           <w:szCs w:val="20"/>
         </w:rPr>
-        <w:t xml:space="preserve"> </w:t>
-      </w:r>
-      <w:proofErr w:type="gramStart"/>
+        <w:t xml:space="preserve"> 12</w:t>
+      </w:r>
       <w:r>
         <w:rPr>
           <w:i/>
@@ -5269,35 +4898,7 @@
           <w:sz w:val="20"/>
           <w:szCs w:val="20"/>
         </w:rPr>
-        <w:t>1</w:t>
-      </w:r>
-      <w:r>
-        <w:rPr>
-          <w:i/>
-          <w:iCs/>
-          <w:sz w:val="20"/>
-          <w:szCs w:val="20"/>
-        </w:rPr>
-        <w:t>2</w:t>
-      </w:r>
-      <w:r>
-        <w:rPr>
-          <w:i/>
-          <w:iCs/>
-          <w:sz w:val="20"/>
-          <w:szCs w:val="20"/>
-        </w:rPr>
-        <w:t xml:space="preserve"> :</w:t>
-      </w:r>
-      <w:proofErr w:type="gramEnd"/>
-      <w:r>
-        <w:rPr>
-          <w:i/>
-          <w:iCs/>
-          <w:sz w:val="20"/>
-          <w:szCs w:val="20"/>
-        </w:rPr>
-        <w:t xml:space="preserve"> </w:t>
+        <w:t xml:space="preserve"> : </w:t>
       </w:r>
       <w:r>
         <w:rPr>
@@ -5348,25 +4949,7 @@
           <w:bCs/>
           <w:color w:val="000000"/>
         </w:rPr>
-        <w:t xml:space="preserve">Architecture Overview: </w:t>
-      </w:r>
-      <w:proofErr w:type="spellStart"/>
-      <w:r>
-        <w:rPr>
-          <w:b/>
-          <w:bCs/>
-          <w:color w:val="000000"/>
-        </w:rPr>
-        <w:t>RemoteOps</w:t>
-      </w:r>
-      <w:proofErr w:type="spellEnd"/>
-      <w:r>
-        <w:rPr>
-          <w:b/>
-          <w:bCs/>
-          <w:color w:val="000000"/>
-        </w:rPr>
-        <w:t xml:space="preserve"> System</w:t>
+        <w:t>Architecture Overview: RemoteOps System</w:t>
       </w:r>
     </w:p>
     <w:p>
@@ -5383,33 +4966,7 @@
         <w:rPr>
           <w:color w:val="000000"/>
         </w:rPr>
-        <w:t xml:space="preserve">The </w:t>
-      </w:r>
-      <w:proofErr w:type="spellStart"/>
-      <w:r>
-        <w:rPr>
-          <w:color w:val="000000"/>
-        </w:rPr>
-        <w:t>RemoteOps</w:t>
-      </w:r>
-      <w:proofErr w:type="spellEnd"/>
-      <w:r>
-        <w:rPr>
-          <w:color w:val="000000"/>
-        </w:rPr>
-        <w:t xml:space="preserve"> application utilizes </w:t>
-      </w:r>
-      <w:r>
-        <w:rPr>
-          <w:color w:val="000000"/>
-        </w:rPr>
-        <w:t>concurrent</w:t>
-      </w:r>
-      <w:r>
-        <w:rPr>
-          <w:color w:val="000000"/>
-        </w:rPr>
-        <w:t xml:space="preserve"> Client-Server architecture, divided into a centralized Agent (Server) and a remote Controller (Client). The system relies on a dual-protocol communication strategy to handle both reliable command execution and lightweight telemetry broadcasting.</w:t>
+        <w:t>The RemoteOps application utilizes concurrent Client-Server architecture, divided into a centralized Agent (Server) and a remote Controller (Client). The system relies on a dual-protocol communication strategy to handle both reliable command execution and lightweight telemetry broadcasting.</w:t>
       </w:r>
     </w:p>
     <w:p>
@@ -5452,19 +5009,7 @@
         <w:rPr>
           <w:color w:val="000000"/>
         </w:rPr>
-        <w:t xml:space="preserve">. This ensures </w:t>
-      </w:r>
-      <w:r>
-        <w:rPr>
-          <w:color w:val="000000"/>
-        </w:rPr>
-        <w:t>guaranteed</w:t>
-      </w:r>
-      <w:r>
-        <w:rPr>
-          <w:color w:val="000000"/>
-        </w:rPr>
-        <w:t xml:space="preserve"> in-order delivery of commands (AUTH, EXEC, LISTPROC) and prevents data corruption during binary file transfers (PUT, GET). The Agent parses incoming newline-terminated strings, executes the corresponding system calls, and returns formatted responses tagged with the personalized session identifier (SID:1442).</w:t>
+        <w:t>. This ensures guaranteed in-order delivery of commands (AUTH, EXEC, LISTPROC) and prevents data corruption during binary file transfers (PUT, GET). The Agent parses incoming newline-terminated strings, executes the corresponding system calls, and returns formatted responses tagged with the personalized session identifier (SID:1442).</w:t>
       </w:r>
     </w:p>
     <w:p>
@@ -5627,9 +5172,8 @@
           <w:sz w:val="20"/>
           <w:szCs w:val="20"/>
         </w:rPr>
-        <w:t xml:space="preserve"> </w:t>
-      </w:r>
-      <w:proofErr w:type="gramStart"/>
+        <w:t xml:space="preserve"> 13</w:t>
+      </w:r>
       <w:r>
         <w:rPr>
           <w:i/>
@@ -5637,7 +5181,7 @@
           <w:sz w:val="20"/>
           <w:szCs w:val="20"/>
         </w:rPr>
-        <w:t>1</w:t>
+        <w:t xml:space="preserve"> : </w:t>
       </w:r>
       <w:r>
         <w:rPr>
@@ -5646,46 +5190,7 @@
           <w:sz w:val="20"/>
           <w:szCs w:val="20"/>
         </w:rPr>
-        <w:t>3</w:t>
-      </w:r>
-      <w:r>
-        <w:rPr>
-          <w:i/>
-          <w:iCs/>
-          <w:sz w:val="20"/>
-          <w:szCs w:val="20"/>
-        </w:rPr>
-        <w:t xml:space="preserve"> :</w:t>
-      </w:r>
-      <w:proofErr w:type="gramEnd"/>
-      <w:r>
-        <w:rPr>
-          <w:i/>
-          <w:iCs/>
-          <w:sz w:val="20"/>
-          <w:szCs w:val="20"/>
-        </w:rPr>
-        <w:t xml:space="preserve"> </w:t>
-      </w:r>
-      <w:proofErr w:type="spellStart"/>
-      <w:r>
-        <w:rPr>
-          <w:i/>
-          <w:iCs/>
-          <w:sz w:val="20"/>
-          <w:szCs w:val="20"/>
-        </w:rPr>
-        <w:t>RemoteOps</w:t>
-      </w:r>
-      <w:proofErr w:type="spellEnd"/>
-      <w:r>
-        <w:rPr>
-          <w:i/>
-          <w:iCs/>
-          <w:sz w:val="20"/>
-          <w:szCs w:val="20"/>
-        </w:rPr>
-        <w:t xml:space="preserve"> dual-protocol client-server architecture</w:t>
+        <w:t>RemoteOps dual-protocol client-server architecture</w:t>
       </w:r>
     </w:p>
     <w:p>
@@ -5821,9 +5326,8 @@
           <w:sz w:val="20"/>
           <w:szCs w:val="20"/>
         </w:rPr>
-        <w:t xml:space="preserve"> </w:t>
-      </w:r>
-      <w:proofErr w:type="gramStart"/>
+        <w:t xml:space="preserve"> 14</w:t>
+      </w:r>
       <w:r>
         <w:rPr>
           <w:i/>
@@ -5831,7 +5335,7 @@
           <w:sz w:val="20"/>
           <w:szCs w:val="20"/>
         </w:rPr>
-        <w:t>1</w:t>
+        <w:t xml:space="preserve"> : </w:t>
       </w:r>
       <w:r>
         <w:rPr>
@@ -5840,56 +5344,12 @@
           <w:sz w:val="20"/>
           <w:szCs w:val="20"/>
         </w:rPr>
-        <w:t>4</w:t>
-      </w:r>
-      <w:r>
-        <w:rPr>
-          <w:i/>
-          <w:iCs/>
-          <w:sz w:val="20"/>
-          <w:szCs w:val="20"/>
-        </w:rPr>
-        <w:t xml:space="preserve"> :</w:t>
-      </w:r>
-      <w:proofErr w:type="gramEnd"/>
-      <w:r>
-        <w:rPr>
-          <w:i/>
-          <w:iCs/>
-          <w:sz w:val="20"/>
-          <w:szCs w:val="20"/>
-        </w:rPr>
-        <w:t xml:space="preserve"> </w:t>
-      </w:r>
-      <w:r>
-        <w:rPr>
-          <w:i/>
-          <w:iCs/>
-          <w:sz w:val="20"/>
-          <w:szCs w:val="20"/>
-        </w:rPr>
         <w:t>TCP Socket Initialization and Connection Loop</w:t>
       </w:r>
     </w:p>
     <w:p>
       <w:r>
-        <w:t xml:space="preserve">This snippet demonstrates the core server setup binding the primary TCP control channel to the personalized port 9410. The </w:t>
-      </w:r>
-      <w:proofErr w:type="gramStart"/>
-      <w:r>
-        <w:t>accept(</w:t>
-      </w:r>
-      <w:proofErr w:type="gramEnd"/>
-      <w:r>
-        <w:t xml:space="preserve">) system call operates in a continuous loop, allowing the Agent to continuously listen </w:t>
-      </w:r>
-      <w:proofErr w:type="gramStart"/>
-      <w:r>
-        <w:t>for</w:t>
-      </w:r>
-      <w:proofErr w:type="gramEnd"/>
-      <w:r>
-        <w:t xml:space="preserve"> and accept incoming Controller connections over the network.</w:t>
+        <w:t>This snippet demonstrates the core server setup binding the primary TCP control channel to the personalized port 9410. The accept() system call operates in a continuous loop, allowing the Agent to continuously listen for and accept incoming Controller connections over the network.</w:t>
       </w:r>
     </w:p>
     <w:p>
@@ -6007,9 +5467,8 @@
           <w:sz w:val="20"/>
           <w:szCs w:val="20"/>
         </w:rPr>
-        <w:t xml:space="preserve"> </w:t>
-      </w:r>
-      <w:proofErr w:type="gramStart"/>
+        <w:t xml:space="preserve"> 15</w:t>
+      </w:r>
       <w:r>
         <w:rPr>
           <w:i/>
@@ -6017,35 +5476,7 @@
           <w:sz w:val="20"/>
           <w:szCs w:val="20"/>
         </w:rPr>
-        <w:t>1</w:t>
-      </w:r>
-      <w:r>
-        <w:rPr>
-          <w:i/>
-          <w:iCs/>
-          <w:sz w:val="20"/>
-          <w:szCs w:val="20"/>
-        </w:rPr>
-        <w:t>5</w:t>
-      </w:r>
-      <w:r>
-        <w:rPr>
-          <w:i/>
-          <w:iCs/>
-          <w:sz w:val="20"/>
-          <w:szCs w:val="20"/>
-        </w:rPr>
-        <w:t xml:space="preserve"> :</w:t>
-      </w:r>
-      <w:proofErr w:type="gramEnd"/>
-      <w:r>
-        <w:rPr>
-          <w:i/>
-          <w:iCs/>
-          <w:sz w:val="20"/>
-          <w:szCs w:val="20"/>
-        </w:rPr>
-        <w:t xml:space="preserve"> </w:t>
+        <w:t xml:space="preserve"> : </w:t>
       </w:r>
       <w:r>
         <w:rPr>
@@ -6168,9 +5599,8 @@
           <w:sz w:val="20"/>
           <w:szCs w:val="20"/>
         </w:rPr>
-        <w:t xml:space="preserve"> </w:t>
-      </w:r>
-      <w:proofErr w:type="gramStart"/>
+        <w:t xml:space="preserve"> 16</w:t>
+      </w:r>
       <w:r>
         <w:rPr>
           <w:i/>
@@ -6178,35 +5608,7 @@
           <w:sz w:val="20"/>
           <w:szCs w:val="20"/>
         </w:rPr>
-        <w:t>1</w:t>
-      </w:r>
-      <w:r>
-        <w:rPr>
-          <w:i/>
-          <w:iCs/>
-          <w:sz w:val="20"/>
-          <w:szCs w:val="20"/>
-        </w:rPr>
-        <w:t>6</w:t>
-      </w:r>
-      <w:r>
-        <w:rPr>
-          <w:i/>
-          <w:iCs/>
-          <w:sz w:val="20"/>
-          <w:szCs w:val="20"/>
-        </w:rPr>
-        <w:t xml:space="preserve"> :</w:t>
-      </w:r>
-      <w:proofErr w:type="gramEnd"/>
-      <w:r>
-        <w:rPr>
-          <w:i/>
-          <w:iCs/>
-          <w:sz w:val="20"/>
-          <w:szCs w:val="20"/>
-        </w:rPr>
-        <w:t xml:space="preserve"> </w:t>
+        <w:t xml:space="preserve"> : </w:t>
       </w:r>
       <w:r>
         <w:rPr>
@@ -6336,9 +5738,8 @@
           <w:sz w:val="20"/>
           <w:szCs w:val="20"/>
         </w:rPr>
-        <w:t xml:space="preserve"> </w:t>
-      </w:r>
-      <w:proofErr w:type="gramStart"/>
+        <w:t xml:space="preserve"> 1</w:t>
+      </w:r>
       <w:r>
         <w:rPr>
           <w:i/>
@@ -6346,7 +5747,7 @@
           <w:sz w:val="20"/>
           <w:szCs w:val="20"/>
         </w:rPr>
-        <w:t>1</w:t>
+        <w:t>7</w:t>
       </w:r>
       <w:r>
         <w:rPr>
@@ -6355,7 +5756,7 @@
           <w:sz w:val="20"/>
           <w:szCs w:val="20"/>
         </w:rPr>
-        <w:t>7</w:t>
+        <w:t xml:space="preserve"> : </w:t>
       </w:r>
       <w:r>
         <w:rPr>
@@ -6364,70 +5765,12 @@
           <w:sz w:val="20"/>
           <w:szCs w:val="20"/>
         </w:rPr>
-        <w:t xml:space="preserve"> :</w:t>
-      </w:r>
-      <w:proofErr w:type="gramEnd"/>
-      <w:r>
-        <w:rPr>
-          <w:i/>
-          <w:iCs/>
-          <w:sz w:val="20"/>
-          <w:szCs w:val="20"/>
-        </w:rPr>
-        <w:t xml:space="preserve"> </w:t>
-      </w:r>
-      <w:r>
-        <w:rPr>
-          <w:i/>
-          <w:iCs/>
-          <w:sz w:val="20"/>
-          <w:szCs w:val="20"/>
-        </w:rPr>
         <w:t>System Telemetry Retrieval (SYSINFO &amp; LISTPROC)</w:t>
       </w:r>
     </w:p>
     <w:p>
-      <w:proofErr w:type="gramStart"/>
-      <w:r>
-        <w:t>these</w:t>
-      </w:r>
-      <w:proofErr w:type="gramEnd"/>
-      <w:r>
-        <w:t xml:space="preserve"> handlers interface directly with the Linux OS. SYSINFO parses the &lt;</w:t>
-      </w:r>
-      <w:proofErr w:type="spellStart"/>
-      <w:r>
-        <w:t>linux</w:t>
-      </w:r>
-      <w:proofErr w:type="spellEnd"/>
-      <w:r>
-        <w:t>/</w:t>
-      </w:r>
-      <w:proofErr w:type="spellStart"/>
-      <w:r>
-        <w:t>sysinfo</w:t>
-      </w:r>
-      <w:proofErr w:type="gramStart"/>
-      <w:r>
-        <w:t>.h</w:t>
-      </w:r>
-      <w:proofErr w:type="spellEnd"/>
-      <w:proofErr w:type="gramEnd"/>
-      <w:r>
-        <w:t xml:space="preserve">&gt; structure to extract real-time metrics, while LISTPROC utilizes </w:t>
-      </w:r>
-      <w:proofErr w:type="spellStart"/>
-      <w:proofErr w:type="gramStart"/>
-      <w:r>
-        <w:t>popen</w:t>
-      </w:r>
-      <w:proofErr w:type="spellEnd"/>
-      <w:r>
-        <w:t>(</w:t>
-      </w:r>
-      <w:proofErr w:type="gramEnd"/>
-      <w:r>
-        <w:t>) for a process snapshot.</w:t>
+      <w:r>
+        <w:t>these handlers interface directly with the Linux OS. SYSINFO parses the &lt;linux/sysinfo.h&gt; structure to extract real-time metrics, while LISTPROC utilizes popen() for a process snapshot.</w:t>
       </w:r>
     </w:p>
     <w:p/>
@@ -6514,9 +5857,8 @@
           <w:sz w:val="20"/>
           <w:szCs w:val="20"/>
         </w:rPr>
-        <w:t xml:space="preserve"> </w:t>
-      </w:r>
-      <w:proofErr w:type="gramStart"/>
+        <w:t xml:space="preserve"> 18</w:t>
+      </w:r>
       <w:r>
         <w:rPr>
           <w:i/>
@@ -6524,35 +5866,7 @@
           <w:sz w:val="20"/>
           <w:szCs w:val="20"/>
         </w:rPr>
-        <w:t>1</w:t>
-      </w:r>
-      <w:r>
-        <w:rPr>
-          <w:i/>
-          <w:iCs/>
-          <w:sz w:val="20"/>
-          <w:szCs w:val="20"/>
-        </w:rPr>
-        <w:t>8</w:t>
-      </w:r>
-      <w:r>
-        <w:rPr>
-          <w:i/>
-          <w:iCs/>
-          <w:sz w:val="20"/>
-          <w:szCs w:val="20"/>
-        </w:rPr>
-        <w:t xml:space="preserve"> :</w:t>
-      </w:r>
-      <w:proofErr w:type="gramEnd"/>
-      <w:r>
-        <w:rPr>
-          <w:i/>
-          <w:iCs/>
-          <w:sz w:val="20"/>
-          <w:szCs w:val="20"/>
-        </w:rPr>
-        <w:t xml:space="preserve"> </w:t>
+        <w:t xml:space="preserve"> : </w:t>
       </w:r>
       <w:r>
         <w:rPr>
@@ -6659,9 +5973,8 @@
           <w:sz w:val="20"/>
           <w:szCs w:val="20"/>
         </w:rPr>
-        <w:t xml:space="preserve"> </w:t>
-      </w:r>
-      <w:proofErr w:type="gramStart"/>
+        <w:t xml:space="preserve"> 19</w:t>
+      </w:r>
       <w:r>
         <w:rPr>
           <w:i/>
@@ -6669,35 +5982,7 @@
           <w:sz w:val="20"/>
           <w:szCs w:val="20"/>
         </w:rPr>
-        <w:t>1</w:t>
-      </w:r>
-      <w:r>
-        <w:rPr>
-          <w:i/>
-          <w:iCs/>
-          <w:sz w:val="20"/>
-          <w:szCs w:val="20"/>
-        </w:rPr>
-        <w:t>9</w:t>
-      </w:r>
-      <w:r>
-        <w:rPr>
-          <w:i/>
-          <w:iCs/>
-          <w:sz w:val="20"/>
-          <w:szCs w:val="20"/>
-        </w:rPr>
-        <w:t xml:space="preserve"> :</w:t>
-      </w:r>
-      <w:proofErr w:type="gramEnd"/>
-      <w:r>
-        <w:rPr>
-          <w:i/>
-          <w:iCs/>
-          <w:sz w:val="20"/>
-          <w:szCs w:val="20"/>
-        </w:rPr>
-        <w:t xml:space="preserve"> </w:t>
+        <w:t xml:space="preserve"> : </w:t>
       </w:r>
       <w:r>
         <w:rPr>
@@ -6809,9 +6094,8 @@
           <w:sz w:val="20"/>
           <w:szCs w:val="20"/>
         </w:rPr>
-        <w:t xml:space="preserve"> </w:t>
-      </w:r>
-      <w:proofErr w:type="gramStart"/>
+        <w:t xml:space="preserve"> 20</w:t>
+      </w:r>
       <w:r>
         <w:rPr>
           <w:i/>
@@ -6819,26 +6103,7 @@
           <w:sz w:val="20"/>
           <w:szCs w:val="20"/>
         </w:rPr>
-        <w:t>20</w:t>
-      </w:r>
-      <w:r>
-        <w:rPr>
-          <w:i/>
-          <w:iCs/>
-          <w:sz w:val="20"/>
-          <w:szCs w:val="20"/>
-        </w:rPr>
-        <w:t xml:space="preserve"> :</w:t>
-      </w:r>
-      <w:proofErr w:type="gramEnd"/>
-      <w:r>
-        <w:rPr>
-          <w:i/>
-          <w:iCs/>
-          <w:sz w:val="20"/>
-          <w:szCs w:val="20"/>
-        </w:rPr>
-        <w:t xml:space="preserve"> </w:t>
+        <w:t xml:space="preserve"> : </w:t>
       </w:r>
       <w:r>
         <w:rPr>
@@ -6976,9 +6241,8 @@
           <w:sz w:val="20"/>
           <w:szCs w:val="20"/>
         </w:rPr>
-        <w:t xml:space="preserve"> </w:t>
-      </w:r>
-      <w:proofErr w:type="gramStart"/>
+        <w:t xml:space="preserve"> 21</w:t>
+      </w:r>
       <w:r>
         <w:rPr>
           <w:i/>
@@ -6986,35 +6250,7 @@
           <w:sz w:val="20"/>
           <w:szCs w:val="20"/>
         </w:rPr>
-        <w:t>2</w:t>
-      </w:r>
-      <w:r>
-        <w:rPr>
-          <w:i/>
-          <w:iCs/>
-          <w:sz w:val="20"/>
-          <w:szCs w:val="20"/>
-        </w:rPr>
-        <w:t>1</w:t>
-      </w:r>
-      <w:r>
-        <w:rPr>
-          <w:i/>
-          <w:iCs/>
-          <w:sz w:val="20"/>
-          <w:szCs w:val="20"/>
-        </w:rPr>
-        <w:t xml:space="preserve"> :</w:t>
-      </w:r>
-      <w:proofErr w:type="gramEnd"/>
-      <w:r>
-        <w:rPr>
-          <w:i/>
-          <w:iCs/>
-          <w:sz w:val="20"/>
-          <w:szCs w:val="20"/>
-        </w:rPr>
-        <w:t xml:space="preserve"> </w:t>
+        <w:t xml:space="preserve"> : </w:t>
       </w:r>
       <w:r>
         <w:rPr>
@@ -7568,21 +6804,7 @@
                 <w:sz w:val="21"/>
                 <w:szCs w:val="21"/>
               </w:rPr>
-              <w:t>CPU loa</w:t>
-            </w:r>
-            <w:r>
-              <w:rPr>
-                <w:sz w:val="21"/>
-                <w:szCs w:val="21"/>
-              </w:rPr>
-              <w:t>d</w:t>
-            </w:r>
-            <w:r>
-              <w:rPr>
-                <w:sz w:val="21"/>
-                <w:szCs w:val="21"/>
-              </w:rPr>
-              <w:t>, memory and uptime returned</w:t>
+              <w:t>CPU load, memory and uptime returned</w:t>
             </w:r>
           </w:p>
         </w:tc>
@@ -8755,23 +7977,7 @@
                 <w:sz w:val="21"/>
                 <w:szCs w:val="21"/>
               </w:rPr>
-              <w:t>Abrupt Controller disconnect (</w:t>
-            </w:r>
-            <w:proofErr w:type="spellStart"/>
-            <w:r>
-              <w:rPr>
-                <w:sz w:val="21"/>
-                <w:szCs w:val="21"/>
-              </w:rPr>
-              <w:t>Ctrl+C</w:t>
-            </w:r>
-            <w:proofErr w:type="spellEnd"/>
-            <w:r>
-              <w:rPr>
-                <w:sz w:val="21"/>
-                <w:szCs w:val="21"/>
-              </w:rPr>
-              <w:t>)</w:t>
+              <w:t>Abrupt Controller disconnect (Ctrl+C)</w:t>
             </w:r>
           </w:p>
         </w:tc>
@@ -8843,10 +8049,7 @@
       </w:pPr>
       <w:r>
         <w:lastRenderedPageBreak/>
-        <w:t>8. Design Rationale and Assumptions</w:t>
-      </w:r>
-      <w:r>
-        <w:t xml:space="preserve"> Design decisions</w:t>
+        <w:t>8. Design Rationale and Assumptions Design decisions</w:t>
       </w:r>
     </w:p>
     <w:p>
@@ -8869,13 +8072,7 @@
         <w:rPr>
           <w:color w:val="000000"/>
         </w:rPr>
-        <w:t>C</w:t>
-      </w:r>
-      <w:r>
-        <w:rPr>
-          <w:color w:val="000000"/>
-        </w:rPr>
-        <w:t>oncurrency model: thread-per-connection with pthreads, because each session has independent state.</w:t>
+        <w:t>Concurrency model: thread-per-connection with pthreads, because each session has independent state.</w:t>
       </w:r>
     </w:p>
     <w:p>
@@ -10186,6 +9383,7 @@
   <w:style w:type="character" w:default="1" w:styleId="DefaultParagraphFont">
     <w:name w:val="Default Paragraph Font"/>
     <w:uiPriority w:val="1"/>
+    <w:semiHidden/>
     <w:unhideWhenUsed/>
   </w:style>
   <w:style w:type="table" w:default="1" w:styleId="TableNormal">
